--- a/DRIVE/1. Direção/0. Associativo/Assembleia Geral/1º AG/Edital Assembleia.docx
+++ b/DRIVE/1. Direção/0. Associativo/Assembleia Geral/1º AG/Edital Assembleia.docx
@@ -81,22 +81,31 @@
         <w:t>Vila Nova de Gaia</w:t>
       </w:r>
       <w:r>
-        <w:t>.</w:t>
-      </w:r>
-      <w:r>
-        <w:t>-----------------</w:t>
-      </w:r>
-      <w:r>
-        <w:t xml:space="preserve">------------------------------------------- FAÇO SABER, em cumprimento da Lei e dos Estatutos, que é convocada a Reunião da Sessão </w:t>
-      </w:r>
-      <w:r>
-        <w:rPr>
-          <w:highlight w:val="yellow"/>
-        </w:rPr>
+        <w:t>. F</w:t>
+      </w:r>
+      <w:r>
+        <w:t>aço saber</w:t>
+      </w:r>
+      <w:r>
+        <w:t xml:space="preserve">, em cumprimento da Lei e dos Estatutos, que é convocada a Reunião da Sessão </w:t>
+      </w:r>
+      <w:r>
         <w:t>Ordinária</w:t>
       </w:r>
       <w:r>
-        <w:t xml:space="preserve"> da Assembleia-Geral de Setembro, para o próximo </w:t>
+        <w:t xml:space="preserve"> da Assembleia-Geral de </w:t>
+      </w:r>
+      <w:r>
+        <w:rPr>
+          <w:highlight w:val="yellow"/>
+        </w:rPr>
+        <w:t>Setembro</w:t>
+      </w:r>
+      <w:r>
+        <w:t>,</w:t>
+      </w:r>
+      <w:r>
+        <w:t xml:space="preserve"> para o próximo </w:t>
       </w:r>
       <w:r>
         <w:rPr>
@@ -253,12 +262,6 @@
         </w:rPr>
         <w:t>ORDEM DE TRABALHOS</w:t>
       </w:r>
-    </w:p>
-    <w:p>
-      <w:pPr>
-        <w:spacing w:line="360" w:lineRule="auto"/>
-        <w:jc w:val="center"/>
-      </w:pPr>
     </w:p>
     <w:p>
       <w:pPr>
@@ -310,8 +313,71 @@
           <w:szCs w:val="24"/>
           <w:lang w:eastAsia="pt-PT"/>
         </w:rPr>
-        <w:t>….</w:t>
-      </w:r>
+        <w:t>Eleição dos órgãos sociais</w:t>
+      </w:r>
+    </w:p>
+    <w:p>
+      <w:pPr>
+        <w:pStyle w:val="ListParagraph"/>
+        <w:numPr>
+          <w:ilvl w:val="1"/>
+          <w:numId w:val="2"/>
+        </w:numPr>
+        <w:spacing w:line="360" w:lineRule="auto"/>
+        <w:jc w:val="both"/>
+        <w:rPr>
+          <w:rFonts w:ascii="Times New Roman" w:eastAsia="Times New Roman" w:hAnsi="Times New Roman" w:cs="Times New Roman"/>
+          <w:sz w:val="24"/>
+          <w:szCs w:val="24"/>
+          <w:lang w:eastAsia="pt-PT"/>
+        </w:rPr>
+      </w:pPr>
+      <w:r>
+        <w:rPr>
+          <w:rFonts w:ascii="Times New Roman" w:eastAsia="Times New Roman" w:hAnsi="Times New Roman" w:cs="Times New Roman"/>
+          <w:sz w:val="24"/>
+          <w:szCs w:val="24"/>
+          <w:lang w:eastAsia="pt-PT"/>
+        </w:rPr>
+        <w:t>Aprovação e votação dos Estatutos e Regulamento interno</w:t>
+      </w:r>
+    </w:p>
+    <w:p>
+      <w:pPr>
+        <w:pStyle w:val="ListParagraph"/>
+        <w:numPr>
+          <w:ilvl w:val="1"/>
+          <w:numId w:val="2"/>
+        </w:numPr>
+        <w:spacing w:line="360" w:lineRule="auto"/>
+        <w:jc w:val="both"/>
+        <w:rPr>
+          <w:rFonts w:ascii="Times New Roman" w:eastAsia="Times New Roman" w:hAnsi="Times New Roman" w:cs="Times New Roman"/>
+          <w:sz w:val="24"/>
+          <w:szCs w:val="24"/>
+          <w:lang w:eastAsia="pt-PT"/>
+        </w:rPr>
+      </w:pPr>
+      <w:r>
+        <w:rPr>
+          <w:rFonts w:ascii="Times New Roman" w:eastAsia="Times New Roman" w:hAnsi="Times New Roman" w:cs="Times New Roman"/>
+          <w:sz w:val="24"/>
+          <w:szCs w:val="24"/>
+          <w:lang w:eastAsia="pt-PT"/>
+        </w:rPr>
+        <w:t xml:space="preserve">Aprovação e votação da quota e da </w:t>
+      </w:r>
+      <w:proofErr w:type="spellStart"/>
+      <w:r>
+        <w:rPr>
+          <w:rFonts w:ascii="Times New Roman" w:eastAsia="Times New Roman" w:hAnsi="Times New Roman" w:cs="Times New Roman"/>
+          <w:sz w:val="24"/>
+          <w:szCs w:val="24"/>
+          <w:lang w:eastAsia="pt-PT"/>
+        </w:rPr>
+        <w:t>jóia</w:t>
+      </w:r>
+      <w:proofErr w:type="spellEnd"/>
     </w:p>
     <w:p>
       <w:pPr>
@@ -336,7 +402,16 @@
           <w:szCs w:val="24"/>
           <w:lang w:eastAsia="pt-PT"/>
         </w:rPr>
-        <w:t>Período de Intervenção Aberto aos Sócios</w:t>
+        <w:t xml:space="preserve">Período de Intervenção Aberto aos </w:t>
+      </w:r>
+      <w:r>
+        <w:rPr>
+          <w:rFonts w:ascii="Times New Roman" w:eastAsia="Times New Roman" w:hAnsi="Times New Roman" w:cs="Times New Roman"/>
+          <w:sz w:val="24"/>
+          <w:szCs w:val="24"/>
+          <w:lang w:eastAsia="pt-PT"/>
+        </w:rPr>
+        <w:t>Associados</w:t>
       </w:r>
     </w:p>
     <w:p>
@@ -351,7 +426,13 @@
         <w:jc w:val="both"/>
       </w:pPr>
       <w:r>
-        <w:t>Caso à hora prevista não haja quórum, a Assembleia realizar-se-á 30 minutos depois da hora marcada com os sócios presentes.</w:t>
+        <w:t xml:space="preserve">Caso à hora prevista não haja quórum, a Assembleia realizar-se-á 30 minutos depois da hora marcada com os </w:t>
+      </w:r>
+      <w:r>
+        <w:t>associados</w:t>
+      </w:r>
+      <w:r>
+        <w:t xml:space="preserve"> presentes.</w:t>
       </w:r>
     </w:p>
     <w:p>
@@ -365,22 +446,31 @@
         <w:spacing w:line="360" w:lineRule="auto"/>
       </w:pPr>
       <w:r>
-        <w:t xml:space="preserve">Oliveira do Douro, </w:t>
-      </w:r>
-      <w:r>
+        <w:t>V. N. Gaia</w:t>
+      </w:r>
+      <w:r>
+        <w:t xml:space="preserve">, </w:t>
+      </w:r>
+      <w:r>
+        <w:rPr>
+          <w:highlight w:val="yellow"/>
+        </w:rPr>
         <w:t>XX</w:t>
       </w:r>
       <w:r>
         <w:t xml:space="preserve"> de </w:t>
       </w:r>
       <w:r>
+        <w:rPr>
+          <w:highlight w:val="yellow"/>
+        </w:rPr>
         <w:t>MÊS</w:t>
       </w:r>
       <w:r>
         <w:t xml:space="preserve"> de </w:t>
       </w:r>
       <w:r>
-        <w:t>ANO</w:t>
+        <w:t>2026</w:t>
       </w:r>
     </w:p>
     <w:p>
@@ -422,7 +512,7 @@
         <w:rPr>
           <w:highlight w:val="yellow"/>
         </w:rPr>
-        <w:t>Presidente da MAG</w:t>
+        <w:t>Nome</w:t>
       </w:r>
       <w:r>
         <w:rPr>
